--- a/Current Holding Report.docx
+++ b/Current Holding Report.docx
@@ -5205,9 +5205,6 @@
     <w:p/>
     <w:p>
       <w:r>
-        <w:rPr>
-          <w:noProof/>
-        </w:rPr>
         <w:drawing>
           <wp:inline distT="0" distB="0" distL="0" distR="0" wp14:anchorId="1E5584FD" wp14:editId="4835B243">
             <wp:extent cx="6489986" cy="1323975"/>
@@ -5313,9 +5310,6 @@
     </w:p>
     <w:p>
       <w:r>
-        <w:rPr>
-          <w:noProof/>
-        </w:rPr>
         <w:drawing>
           <wp:inline distT="0" distB="0" distL="0" distR="0" wp14:anchorId="2B248FF3" wp14:editId="65211905">
             <wp:extent cx="6529388" cy="1400034"/>
@@ -5735,6 +5729,43 @@
           </wp:inline>
         </w:drawing>
       </w:r>
+    </w:p>
+    <w:p/>
+    <w:p>
+      <w:hyperlink r:id="rId27" w:history="1">
+        <w:proofErr w:type="spellStart"/>
+        <w:r>
+          <w:rPr>
+            <w:rStyle w:val="Hyperlink"/>
+          </w:rPr>
+          <w:t>Autonation</w:t>
+        </w:r>
+        <w:proofErr w:type="spellEnd"/>
+        <w:r>
+          <w:rPr>
+            <w:rStyle w:val="Hyperlink"/>
+          </w:rPr>
+          <w:t xml:space="preserve"> </w:t>
+        </w:r>
+        <w:r>
+          <w:rPr>
+            <w:rStyle w:val="Hyperlink"/>
+          </w:rPr>
+          <w:t>In</w:t>
+        </w:r>
+        <w:r>
+          <w:rPr>
+            <w:rStyle w:val="Hyperlink"/>
+          </w:rPr>
+          <w:t>c</w:t>
+        </w:r>
+        <w:r>
+          <w:rPr>
+            <w:rStyle w:val="Hyperlink"/>
+          </w:rPr>
+          <w:t xml:space="preserve"> Analysis.xlsx</w:t>
+        </w:r>
+      </w:hyperlink>
     </w:p>
     <w:p/>
     <w:sectPr>
@@ -6536,7 +6567,6 @@
   <w:style w:type="character" w:default="1" w:styleId="DefaultParagraphFont">
     <w:name w:val="Default Paragraph Font"/>
     <w:uiPriority w:val="1"/>
-    <w:semiHidden/>
     <w:unhideWhenUsed/>
   </w:style>
   <w:style w:type="table" w:default="1" w:styleId="TableNormal">
@@ -18292,20 +18322,20 @@
 </file>
 
 <file path=customXml/item1.xml><?xml version="1.0" encoding="utf-8"?>
+<p:properties xmlns:p="http://schemas.microsoft.com/office/2006/metadata/properties" xmlns:xsi="http://www.w3.org/2001/XMLSchema-instance" xmlns:pc="http://schemas.microsoft.com/office/infopath/2007/PartnerControls">
+  <documentManagement>
+    <_activity xmlns="9b209c82-2feb-45bd-a0e7-3e202afe4ab7" xsi:nil="true"/>
+  </documentManagement>
+</p:properties>
+</file>
+
+<file path=customXml/item2.xml><?xml version="1.0" encoding="utf-8"?>
 <?mso-contentType ?>
 <FormTemplates xmlns="http://schemas.microsoft.com/sharepoint/v3/contenttype/forms">
   <Display>DocumentLibraryForm</Display>
   <Edit>DocumentLibraryForm</Edit>
   <New>DocumentLibraryForm</New>
 </FormTemplates>
-</file>
-
-<file path=customXml/item2.xml><?xml version="1.0" encoding="utf-8"?>
-<p:properties xmlns:p="http://schemas.microsoft.com/office/2006/metadata/properties" xmlns:xsi="http://www.w3.org/2001/XMLSchema-instance" xmlns:pc="http://schemas.microsoft.com/office/infopath/2007/PartnerControls">
-  <documentManagement>
-    <_activity xmlns="9b209c82-2feb-45bd-a0e7-3e202afe4ab7" xsi:nil="true"/>
-  </documentManagement>
-</p:properties>
 </file>
 
 <file path=customXml/item3.xml><?xml version="1.0" encoding="utf-8"?>
@@ -18542,19 +18572,19 @@
 </file>
 
 <file path=customXml/itemProps1.xml><?xml version="1.0" encoding="utf-8"?>
-<ds:datastoreItem xmlns:ds="http://schemas.openxmlformats.org/officeDocument/2006/customXml" ds:itemID="{1D1600FC-2775-49C0-858C-989B999D854B}">
+<ds:datastoreItem xmlns:ds="http://schemas.openxmlformats.org/officeDocument/2006/customXml" ds:itemID="{0F0CA196-E815-487A-89C1-0AF2310F95C2}">
   <ds:schemaRefs>
-    <ds:schemaRef ds:uri="http://schemas.microsoft.com/sharepoint/v3/contenttype/forms"/>
+    <ds:schemaRef ds:uri="http://schemas.microsoft.com/office/2006/metadata/properties"/>
+    <ds:schemaRef ds:uri="http://schemas.microsoft.com/office/infopath/2007/PartnerControls"/>
+    <ds:schemaRef ds:uri="9b209c82-2feb-45bd-a0e7-3e202afe4ab7"/>
   </ds:schemaRefs>
 </ds:datastoreItem>
 </file>
 
 <file path=customXml/itemProps2.xml><?xml version="1.0" encoding="utf-8"?>
-<ds:datastoreItem xmlns:ds="http://schemas.openxmlformats.org/officeDocument/2006/customXml" ds:itemID="{0F0CA196-E815-487A-89C1-0AF2310F95C2}">
+<ds:datastoreItem xmlns:ds="http://schemas.openxmlformats.org/officeDocument/2006/customXml" ds:itemID="{1D1600FC-2775-49C0-858C-989B999D854B}">
   <ds:schemaRefs>
-    <ds:schemaRef ds:uri="http://schemas.microsoft.com/office/2006/metadata/properties"/>
-    <ds:schemaRef ds:uri="http://schemas.microsoft.com/office/infopath/2007/PartnerControls"/>
-    <ds:schemaRef ds:uri="9b209c82-2feb-45bd-a0e7-3e202afe4ab7"/>
+    <ds:schemaRef ds:uri="http://schemas.microsoft.com/sharepoint/v3/contenttype/forms"/>
   </ds:schemaRefs>
 </ds:datastoreItem>
 </file>
